--- a/hin/docx/020.content.docx
+++ b/hin/docx/020.content.docx
@@ -220,7 +220,6 @@
       </w:r>
       <w:r>
         <w:rPr>
-          <w:b/>
           <w:lang w:val="hi_IN" w:bidi="hi_IN"/>
         </w:rPr>
         <w:t>दुष्ट</w:t>
@@ -260,7 +259,6 @@
       </w:r>
       <w:r>
         <w:rPr>
-          <w:b/>
           <w:lang w:val="hi_IN" w:bidi="hi_IN"/>
         </w:rPr>
         <w:t>विश्वास</w:t>
@@ -271,18 +269,12 @@
         </w:rPr>
         <w:t xml:space="preserve"> करते हैं वे </w:t>
       </w:r>
-      <w:hyperlink r:id="rId13">
-        <w:r>
-          <w:rPr>
-            <w:lang w:val="hi_IN" w:bidi="hi_IN"/>
-          </w:rPr>
-          <w:rPr>
-            <w:color w:val="0000EE"/>
-            <w:u w:val="single"/>
-          </w:rPr>
-          <w:t>स्वर्ग</w:t>
-        </w:r>
-      </w:hyperlink>
+      <w:r>
+        <w:rPr>
+          <w:lang w:val="hi_IN" w:bidi="hi_IN"/>
+        </w:rPr>
+        <w:t>स्वर्ग</w:t>
+      </w:r>
       <w:r>
         <w:rPr>
           <w:lang w:val="hi_IN" w:bidi="hi_IN"/>
@@ -316,18 +308,13 @@
         </w:rPr>
         <w:t xml:space="preserve"> या </w:t>
       </w:r>
-      <w:hyperlink r:id="rId14">
-        <w:r>
-          <w:rPr>
-            <w:lang w:val="hi_IN" w:bidi="hi_IN"/>
-          </w:rPr>
-          <w:rPr>
-            <w:color w:val="0000EE"/>
-            <w:u w:val="single"/>
-          </w:rPr>
-          <w:t>मृत्युलोक</w:t>
-        </w:r>
-      </w:hyperlink>
+      <w:r>
+        <w:rPr>
+          <w:b/>
+          <w:lang w:val="hi_IN" w:bidi="hi_IN"/>
+        </w:rPr>
+        <w:t>मृत्युलोक</w:t>
+      </w:r>
       <w:r>
         <w:rPr>
           <w:lang w:val="hi_IN" w:bidi="hi_IN"/>
@@ -350,29 +337,23 @@
       </w:r>
       <w:r>
         <w:rPr>
+          <w:lang w:val="hi_IN" w:bidi="hi_IN"/>
+        </w:rPr>
+        <w:t>यूनानी</w:t>
+      </w:r>
+      <w:r>
+        <w:rPr>
+          <w:lang w:val="hi_IN" w:bidi="hi_IN"/>
+        </w:rPr>
+        <w:t xml:space="preserve"> शब्द </w:t>
+      </w:r>
+      <w:r>
+        <w:rPr>
           <w:b/>
           <w:lang w:val="hi_IN" w:bidi="hi_IN"/>
         </w:rPr>
-        <w:t>यूनानी</w:t>
-      </w:r>
-      <w:r>
-        <w:rPr>
-          <w:lang w:val="hi_IN" w:bidi="hi_IN"/>
-        </w:rPr>
-        <w:t xml:space="preserve"> शब्द </w:t>
-      </w:r>
-      <w:hyperlink r:id="rId15">
-        <w:r>
-          <w:rPr>
-            <w:lang w:val="hi_IN" w:bidi="hi_IN"/>
-          </w:rPr>
-          <w:rPr>
-            <w:color w:val="0000EE"/>
-            <w:u w:val="single"/>
-          </w:rPr>
-          <w:t>"हेडीस"</w:t>
-        </w:r>
-      </w:hyperlink>
+        <w:t>"हेडीस"</w:t>
+      </w:r>
       <w:r>
         <w:rPr>
           <w:lang w:val="hi_IN" w:bidi="hi_IN"/>
@@ -393,54 +374,36 @@
         </w:rPr>
         <w:t xml:space="preserve">यीशु ने लोगों से कहा कि मृत्यु के बाद लोग या तो </w:t>
       </w:r>
-      <w:hyperlink r:id="rId16">
-        <w:r>
-          <w:rPr>
-            <w:lang w:val="hi_IN" w:bidi="hi_IN"/>
-          </w:rPr>
-          <w:rPr>
-            <w:color w:val="0000EE"/>
-            <w:u w:val="single"/>
-          </w:rPr>
-          <w:t>परमेश्वर के राज्य</w:t>
-        </w:r>
-      </w:hyperlink>
+      <w:r>
+        <w:rPr>
+          <w:lang w:val="hi_IN" w:bidi="hi_IN"/>
+        </w:rPr>
+        <w:t>परमेश्वर के राज्य</w:t>
+      </w:r>
       <w:r>
         <w:rPr>
           <w:lang w:val="hi_IN" w:bidi="hi_IN"/>
         </w:rPr>
         <w:t xml:space="preserve"> में जाएँगे या फिर वे नरक में जाएँगे। यूनानी भाषा में नरक शब्द </w:t>
       </w:r>
-      <w:hyperlink r:id="rId17">
-        <w:r>
-          <w:rPr>
-            <w:lang w:val="hi_IN" w:bidi="hi_IN"/>
-          </w:rPr>
-          <w:rPr>
-            <w:color w:val="0000EE"/>
-            <w:u w:val="single"/>
-          </w:rPr>
-          <w:t>यरूशलेम</w:t>
-        </w:r>
-      </w:hyperlink>
+      <w:r>
+        <w:rPr>
+          <w:lang w:val="hi_IN" w:bidi="hi_IN"/>
+        </w:rPr>
+        <w:t>यरूशलेम</w:t>
+      </w:r>
       <w:r>
         <w:rPr>
           <w:lang w:val="hi_IN" w:bidi="hi_IN"/>
         </w:rPr>
         <w:t xml:space="preserve"> के पास स्थित उस स्थान के नाम से आया है जहाँ एक बार अपने इतिहास में </w:t>
       </w:r>
-      <w:hyperlink r:id="rId18">
-        <w:r>
-          <w:rPr>
-            <w:lang w:val="hi_IN" w:bidi="hi_IN"/>
-          </w:rPr>
-          <w:rPr>
-            <w:color w:val="0000EE"/>
-            <w:u w:val="single"/>
-          </w:rPr>
-          <w:t>इस्राएल</w:t>
-        </w:r>
-      </w:hyperlink>
+      <w:r>
+        <w:rPr>
+          <w:lang w:val="hi_IN" w:bidi="hi_IN"/>
+        </w:rPr>
+        <w:t>इस्राएल</w:t>
+      </w:r>
       <w:r>
         <w:rPr>
           <w:lang w:val="hi_IN" w:bidi="hi_IN"/>
@@ -461,18 +424,12 @@
         </w:rPr>
         <w:t xml:space="preserve">यीशु सिखाता है कि नरक वह स्थान भी है जहाँ </w:t>
       </w:r>
-      <w:hyperlink r:id="rId19">
-        <w:r>
-          <w:rPr>
-            <w:lang w:val="hi_IN" w:bidi="hi_IN"/>
-          </w:rPr>
-          <w:rPr>
-            <w:color w:val="0000EE"/>
-            <w:u w:val="single"/>
-          </w:rPr>
-          <w:t>शैतान</w:t>
-        </w:r>
-      </w:hyperlink>
+      <w:r>
+        <w:rPr>
+          <w:lang w:val="hi_IN" w:bidi="hi_IN"/>
+        </w:rPr>
+        <w:t>शैतान</w:t>
+      </w:r>
       <w:r>
         <w:rPr>
           <w:lang w:val="hi_IN" w:bidi="hi_IN"/>
@@ -481,7 +438,6 @@
       </w:r>
       <w:r>
         <w:rPr>
-          <w:b/>
           <w:lang w:val="hi_IN" w:bidi="hi_IN"/>
         </w:rPr>
         <w:t>बुरी आत्माओं</w:t>
@@ -583,7 +539,6 @@
       </w:r>
       <w:r>
         <w:rPr>
-          <w:b/>
           <w:lang w:val="hi_IN" w:bidi="hi_IN"/>
         </w:rPr>
         <w:t>चेले</w:t>
@@ -594,18 +549,12 @@
         </w:rPr>
         <w:t xml:space="preserve"> अक्सर नाव के द्वारा </w:t>
       </w:r>
-      <w:hyperlink r:id="rId20">
-        <w:r>
-          <w:rPr>
-            <w:lang w:val="hi_IN" w:bidi="hi_IN"/>
-          </w:rPr>
-          <w:rPr>
-            <w:color w:val="0000EE"/>
-            <w:u w:val="single"/>
-          </w:rPr>
-          <w:t>गलील की झील</w:t>
-        </w:r>
-      </w:hyperlink>
+      <w:r>
+        <w:rPr>
+          <w:lang w:val="hi_IN" w:bidi="hi_IN"/>
+        </w:rPr>
+        <w:t>गलील की झील</w:t>
+      </w:r>
       <w:r>
         <w:rPr>
           <w:lang w:val="hi_IN" w:bidi="hi_IN"/>
@@ -640,18 +589,12 @@
         </w:rPr>
         <w:t xml:space="preserve">नाव में एक छोटा, हिलने वाला, लकड़ी का टुकड़ा जुड़ा होता है जिसे पतवार कहा जाता है। इससे लोग नाव को उस दिशा में ले जा सकते हैं, जिस दिशा में वे जाना चाहते हैं। </w:t>
       </w:r>
-      <w:hyperlink r:id="rId21">
-        <w:r>
-          <w:rPr>
-            <w:lang w:val="hi_IN" w:bidi="hi_IN"/>
-          </w:rPr>
-          <w:rPr>
-            <w:color w:val="0000EE"/>
-            <w:u w:val="single"/>
-          </w:rPr>
-          <w:t>याकूब</w:t>
-        </w:r>
-      </w:hyperlink>
+      <w:r>
+        <w:rPr>
+          <w:lang w:val="hi_IN" w:bidi="hi_IN"/>
+        </w:rPr>
+        <w:t>याकूब</w:t>
+      </w:r>
       <w:r>
         <w:rPr>
           <w:lang w:val="hi_IN" w:bidi="hi_IN"/>
@@ -727,90 +670,62 @@
         </w:rPr>
         <w:t xml:space="preserve"> </w:t>
       </w:r>
-      <w:hyperlink r:id="rId22">
-        <w:r>
-          <w:rPr>
-            <w:lang w:val="hi_IN" w:bidi="hi_IN"/>
-          </w:rPr>
-          <w:rPr>
-            <w:color w:val="0000EE"/>
-            <w:u w:val="single"/>
-          </w:rPr>
-          <w:t>गलील</w:t>
-        </w:r>
-      </w:hyperlink>
+      <w:r>
+        <w:rPr>
+          <w:lang w:val="hi_IN" w:bidi="hi_IN"/>
+        </w:rPr>
+        <w:t>गलील</w:t>
+      </w:r>
       <w:r>
         <w:rPr>
           <w:lang w:val="hi_IN" w:bidi="hi_IN"/>
         </w:rPr>
         <w:t xml:space="preserve"> क्षेत्र में, </w:t>
       </w:r>
-      <w:hyperlink r:id="rId18">
-        <w:r>
-          <w:rPr>
-            <w:lang w:val="hi_IN" w:bidi="hi_IN"/>
-          </w:rPr>
-          <w:rPr>
-            <w:color w:val="0000EE"/>
-            <w:u w:val="single"/>
-          </w:rPr>
-          <w:t>इस्राएल</w:t>
-        </w:r>
-      </w:hyperlink>
+      <w:r>
+        <w:rPr>
+          <w:lang w:val="hi_IN" w:bidi="hi_IN"/>
+        </w:rPr>
+        <w:t>इस्राएल</w:t>
+      </w:r>
       <w:r>
         <w:rPr>
           <w:lang w:val="hi_IN" w:bidi="hi_IN"/>
         </w:rPr>
         <w:t xml:space="preserve"> के उत्तर में स्थित एक छोटा शहर है। नासरत का जिक्र पुराने नियम में नहीं है, और इस शहर के बारे में हमें पहली बार तब पता चलता है जब हम सुनते हैं कि यीशु के माता-पिता, </w:t>
       </w:r>
-      <w:hyperlink r:id="rId23">
-        <w:r>
-          <w:rPr>
-            <w:lang w:val="hi_IN" w:bidi="hi_IN"/>
-          </w:rPr>
-          <w:rPr>
-            <w:color w:val="0000EE"/>
-            <w:u w:val="single"/>
-          </w:rPr>
-          <w:t>मरियम</w:t>
-        </w:r>
-      </w:hyperlink>
+      <w:r>
+        <w:rPr>
+          <w:b/>
+          <w:lang w:val="hi_IN" w:bidi="hi_IN"/>
+        </w:rPr>
+        <w:t>मरियम</w:t>
+      </w:r>
       <w:r>
         <w:rPr>
           <w:lang w:val="hi_IN" w:bidi="hi_IN"/>
         </w:rPr>
         <w:t xml:space="preserve"> और यूसुफ, नासरत से आए थे। यीशु का जन्म </w:t>
       </w:r>
-      <w:hyperlink r:id="rId24">
-        <w:r>
-          <w:rPr>
-            <w:lang w:val="hi_IN" w:bidi="hi_IN"/>
-          </w:rPr>
-          <w:rPr>
-            <w:color w:val="0000EE"/>
-            <w:u w:val="single"/>
-          </w:rPr>
-          <w:t>यहूदिया</w:t>
-        </w:r>
-      </w:hyperlink>
+      <w:r>
+        <w:rPr>
+          <w:lang w:val="hi_IN" w:bidi="hi_IN"/>
+        </w:rPr>
+        <w:t>यहूदिया</w:t>
+      </w:r>
       <w:r>
         <w:rPr>
           <w:lang w:val="hi_IN" w:bidi="hi_IN"/>
         </w:rPr>
         <w:t xml:space="preserve"> के </w:t>
       </w:r>
-      <w:hyperlink r:id="rId25">
-        <w:r>
-          <w:rPr>
-            <w:lang w:val="hi_IN" w:bidi="hi_IN"/>
-          </w:rPr>
-          <w:rPr>
-            <w:color w:val="0000EE"/>
-            <w:u w:val="single"/>
-          </w:rPr>
-          <w:t>बैतलहम</w:t>
-        </w:r>
-      </w:hyperlink>
+      <w:r>
+        <w:rPr>
+          <w:b/>
+          <w:lang w:val="hi_IN" w:bidi="hi_IN"/>
+        </w:rPr>
+        <w:t>बैतलहम</w:t>
+      </w:r>
       <w:r>
         <w:rPr>
           <w:lang w:val="hi_IN" w:bidi="hi_IN"/>
@@ -819,7 +734,6 @@
       </w:r>
       <w:r>
         <w:rPr>
-          <w:b/>
           <w:lang w:val="hi_IN" w:bidi="hi_IN"/>
         </w:rPr>
         <w:t>यहूदी</w:t>
@@ -885,18 +799,12 @@
         </w:rPr>
         <w:t xml:space="preserve"> </w:t>
       </w:r>
-      <w:hyperlink r:id="rId26">
-        <w:r>
-          <w:rPr>
-            <w:lang w:val="hi_IN" w:bidi="hi_IN"/>
-          </w:rPr>
-          <w:rPr>
-            <w:color w:val="0000EE"/>
-            <w:u w:val="single"/>
-          </w:rPr>
-          <w:t>अंगूर की बारी</w:t>
-        </w:r>
-      </w:hyperlink>
+      <w:r>
+        <w:rPr>
+          <w:lang w:val="hi_IN" w:bidi="hi_IN"/>
+        </w:rPr>
+        <w:t>अंगूर की बारी</w:t>
+      </w:r>
       <w:r>
         <w:rPr>
           <w:lang w:val="hi_IN" w:bidi="hi_IN"/>
